--- a/content-src/docx/I G 2004 05 15 Les  Murray.docx
+++ b/content-src/docx/I G 2004 05 15 Les  Murray.docx
@@ -37,6 +37,11 @@
       </w:r>
       <w:r>
         <w:t xml:space="preserve"> </w:t>
+      </w:r>
+    </w:p>
+    <w:p>
+      <w:r>
+        <w:t>&lt;category&gt;interviews&lt;/category&gt;</w:t>
       </w:r>
     </w:p>
     <w:p/>
